--- a/src/Parchment.Tests/Scenarios/string-list/input.docx
+++ b/src/Parchment.Tests/Scenarios/string-list/input.docx
@@ -5,15 +5,7 @@
   <w:body>
     <w:p>
       <w:r>
-        <w:t xml:space="preserve">Person: </w:t>
-      </w:r>
-      <w:proofErr w:type="gramStart"/>
-      <w:r>
-        <w:t>{{ Name</w:t>
-      </w:r>
-      <w:proofErr w:type="gramEnd"/>
-      <w:r>
-        <w:t xml:space="preserve"> }}</w:t>
+        <w:t>Person: {{ Name }}</w:t>
       </w:r>
     </w:p>
     <w:p>
@@ -22,13 +14,8 @@
       </w:r>
     </w:p>
     <w:p>
-      <w:proofErr w:type="gramStart"/>
       <w:r>
-        <w:t>{{ Tags</w:t>
-      </w:r>
-      <w:proofErr w:type="gramEnd"/>
-      <w:r>
-        <w:t xml:space="preserve"> }}</w:t>
+        <w:t>{{ Tags }}</w:t>
       </w:r>
     </w:p>
     <w:p>
